--- a/src/templates/documents/declaracao_residencia.docx
+++ b/src/templates/documents/declaracao_residencia.docx
@@ -116,7 +116,7 @@
           </mc:Choice>
           <mc:Fallback>
             <w:pict>
-              <v:group w14:anchorId="31C5D3AD" id="Group 1" o:spid="_x0000_s1026" style="position:absolute;margin-left:6.75pt;margin-top:21.35pt;width:586.15pt;height:819.85pt;z-index:-15753216;mso-wrap-distance-left:0;mso-wrap-distance-right:0;mso-position-horizontal-relative:page;mso-position-vertical-relative:page" coordsize="74441,104120" o:gfxdata="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">
+              <v:group w14:anchorId="0FBCCE2D" id="Group 1" o:spid="_x0000_s1026" style="position:absolute;margin-left:6.75pt;margin-top:21.35pt;width:586.15pt;height:819.85pt;z-index:-15753216;mso-wrap-distance-left:0;mso-wrap-distance-right:0;mso-position-horizontal-relative:page;mso-position-vertical-relative:page" coordsize="74441,104120" o:gfxdata="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">
                 <v:shapetype id="_x0000_t75" coordsize="21600,21600" o:spt="75" o:preferrelative="t" path="m@4@5l@4@11@9@11@9@5xe" filled="f" stroked="f">
                   <v:stroke joinstyle="miter"/>
                   <v:formulas>
@@ -288,7 +288,7 @@
         <w:rPr>
           <w:w w:val="105"/>
         </w:rPr>
-        <w:t>civil_status</w:t>
+        <w:t>civilstatus</w:t>
       </w:r>
       <w:proofErr w:type="spellEnd"/>
       <w:r>
@@ -570,7 +570,7 @@
         <w:rPr>
           <w:w w:val="105"/>
         </w:rPr>
-        <w:t>postal_code</w:t>
+        <w:t>postalcode</w:t>
       </w:r>
       <w:proofErr w:type="spellEnd"/>
       <w:r>

--- a/src/templates/documents/declaracao_residencia.docx
+++ b/src/templates/documents/declaracao_residencia.docx
@@ -116,7 +116,7 @@
           </mc:Choice>
           <mc:Fallback>
             <w:pict>
-              <v:group w14:anchorId="0FBCCE2D" id="Group 1" o:spid="_x0000_s1026" style="position:absolute;margin-left:6.75pt;margin-top:21.35pt;width:586.15pt;height:819.85pt;z-index:-15753216;mso-wrap-distance-left:0;mso-wrap-distance-right:0;mso-position-horizontal-relative:page;mso-position-vertical-relative:page" coordsize="74441,104120" o:gfxdata="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">
+              <v:group w14:anchorId="52ECF001" id="Group 1" o:spid="_x0000_s1026" style="position:absolute;margin-left:6.75pt;margin-top:21.35pt;width:586.15pt;height:819.85pt;z-index:-15753216;mso-wrap-distance-left:0;mso-wrap-distance-right:0;mso-position-horizontal-relative:page;mso-position-vertical-relative:page" coordsize="74441,104120" o:gfxdata="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">
                 <v:shapetype id="_x0000_t75" coordsize="21600,21600" o:spt="75" o:preferrelative="t" path="m@4@5l@4@11@9@11@9@5xe" filled="f" stroked="f">
                   <v:stroke joinstyle="miter"/>
                   <v:formulas>
@@ -262,7 +262,7 @@
           <w:spacing w:val="60"/>
           <w:w w:val="105"/>
         </w:rPr>
-        <w:t xml:space="preserve">   </w:t>
+        <w:t xml:space="preserve"> </w:t>
       </w:r>
       <w:r>
         <w:rPr>
@@ -455,14 +455,9 @@
         </w:rPr>
         <w:t>,</w:t>
       </w:r>
-    </w:p>
-    <w:p>
-      <w:pPr>
-        <w:pStyle w:val="Corpodetexto"/>
-        <w:spacing w:before="23" w:line="400" w:lineRule="auto"/>
-        <w:ind w:left="141" w:right="20"/>
-        <w:jc w:val="both"/>
-      </w:pPr>
+      <w:r>
+        <w:t xml:space="preserve"> </w:t>
+      </w:r>
       <w:r>
         <w:rPr>
           <w:w w:val="105"/>
@@ -1023,6 +1018,15 @@
       <w:pPr>
         <w:pStyle w:val="Corpodetexto"/>
         <w:ind w:left="711"/>
+      </w:pPr>
+    </w:p>
+    <w:p>
+      <w:pPr>
+        <w:pStyle w:val="Corpodetexto"/>
+        <w:ind w:left="711"/>
+        <w:rPr>
+          <w:spacing w:val="-2"/>
+        </w:rPr>
       </w:pPr>
       <w:r>
         <w:t>Por</w:t>
